--- a/Отчет_по_ЛР1.docx
+++ b/Отчет_по_ЛР1.docx
@@ -360,19 +360,31 @@
         <w:ind w:firstLine="720"/>
         <w:jc w:val="center"/>
         <w:rPr>
-          <w:rFonts w:ascii="Times New Roman" w:hAnsi="Times New Roman" w:cs="Times New Roman"/>
-          <w:sz w:val="28"/>
-          <w:szCs w:val="28"/>
-        </w:rPr>
-      </w:pPr>
-      <w:r>
-        <w:rPr>
-          <w:rFonts w:ascii="Times New Roman" w:hAnsi="Times New Roman" w:cs="Times New Roman"/>
-          <w:sz w:val="28"/>
-          <w:szCs w:val="28"/>
-        </w:rPr>
-        <w:t>Вариант 4</w:t>
-      </w:r>
+          <w:rFonts w:hint="default" w:ascii="Times New Roman" w:hAnsi="Times New Roman" w:cs="Times New Roman"/>
+          <w:sz w:val="28"/>
+          <w:szCs w:val="28"/>
+          <w:lang w:val="ru-RU"/>
+        </w:rPr>
+      </w:pPr>
+      <w:r>
+        <w:rPr>
+          <w:rFonts w:ascii="Times New Roman" w:hAnsi="Times New Roman" w:cs="Times New Roman"/>
+          <w:sz w:val="28"/>
+          <w:szCs w:val="28"/>
+        </w:rPr>
+        <w:t xml:space="preserve">Вариант </w:t>
+      </w:r>
+      <w:r>
+        <w:rPr>
+          <w:rFonts w:hint="default" w:cs="Times New Roman"/>
+          <w:sz w:val="28"/>
+          <w:szCs w:val="28"/>
+          <w:lang w:val="ru-RU"/>
+        </w:rPr>
+        <w:t>9</w:t>
+      </w:r>
+      <w:bookmarkStart w:id="0" w:name="_GoBack"/>
+      <w:bookmarkEnd w:id="0"/>
     </w:p>
     <w:p>
       <w:pPr>
@@ -6352,8 +6364,6 @@
           </wp:inline>
         </w:drawing>
       </w:r>
-      <w:bookmarkStart w:id="0" w:name="_GoBack"/>
-      <w:bookmarkEnd w:id="0"/>
     </w:p>
     <w:p>
       <w:pPr>
